--- a/assets/demo/northstar-pilot-decision.docx
+++ b/assets/demo/northstar-pilot-decision.docx
@@ -28,7 +28,7 @@
     </w:p>
     <w:p>
       <w:r>
-        <w:t xml:space="preserve">Run a five-site pilot before committing to 20 sites. The full-scale base case produces $120,000 in monthly contribution. An increase in direct costs from 62% to 70% of revenue reduces contribution to $40,000, with volume and price held constant.</w:t>
+        <w:t xml:space="preserve">Run a five-site pilot before committing to 20 sites. The full-scale base case produces $120,000 in monthly operating surplus. An increase in direct costs from 62% to 70% of revenue reduces operating surplus to $40,000, with volume and price held constant.</w:t>
       </w:r>
     </w:p>
     <w:p>
@@ -41,7 +41,7 @@
     </w:p>
     <w:p>
       <w:r>
-        <w:t xml:space="preserve">The model assumes 20 sites, 100 monthly visits per site and $500 revenue per visit. Monthly revenue is $1,000,000. Fixed monthly cost is $260,000. The model calculates direct costs, contribution and the $80,000 downside exposure.</w:t>
+        <w:t xml:space="preserve">The model assumes 20 sites, 100 monthly visits per site and $500 revenue per visit. Monthly revenue is $1,000,000. Fixed monthly cost is $260,000. The model calculates direct costs, operating surplus and the $80,000 downside exposure.</w:t>
       </w:r>
     </w:p>
     <w:p>
